--- a/packages/document-engine/templates/10_prevention_plan.docx
+++ b/packages/document-engine/templates/10_prevention_plan.docx
@@ -36005,7 +36005,7 @@
   <w:docDefaults>
     <w:rPrDefault>
       <w:rPr>
-        <w:rFonts w:ascii="Liberation Serif" w:hAnsi="Liberation Serif" w:eastAsia="Noto Serif CJK SC" w:cs="Noto Sans Devanagari"/>
+        <w:rFonts w:ascii="Arial" w:hAnsi="Arial" w:eastAsia="Arial" w:cs="Arial"/>
         <w:sz w:val="24"/>
         <w:szCs w:val="24"/>
         <w:lang w:val="en-US" w:eastAsia="zh-CN" w:bidi="hi-IN"/>
@@ -36200,19 +36200,19 @@
   <w:style w:type="character" w:styleId="SourceText">
     <w:name w:val="Source Text"/>
     <w:rPr>
-      <w:rFonts w:ascii="Liberation Mono" w:hAnsi="Liberation Mono" w:eastAsia="Noto Sans Mono CJK SC" w:cs="Liberation Mono"/>
+      <w:rFonts w:ascii="Liberation Mono" w:hAnsi="Liberation Mono" w:eastAsia="Arial" w:cs="Liberation Mono"/>
     </w:rPr>
   </w:style>
   <w:style w:type="character" w:styleId="Example">
     <w:name w:val="Example"/>
     <w:rPr>
-      <w:rFonts w:ascii="Liberation Mono" w:hAnsi="Liberation Mono" w:eastAsia="Noto Sans Mono CJK SC" w:cs="Liberation Mono"/>
+      <w:rFonts w:ascii="Liberation Mono" w:hAnsi="Liberation Mono" w:eastAsia="Arial" w:cs="Liberation Mono"/>
     </w:rPr>
   </w:style>
   <w:style w:type="character" w:styleId="UserEntry">
     <w:name w:val="User Entry"/>
     <w:rPr>
-      <w:rFonts w:ascii="Liberation Mono" w:hAnsi="Liberation Mono" w:eastAsia="Noto Sans Mono CJK SC" w:cs="Liberation Mono"/>
+      <w:rFonts w:ascii="Liberation Mono" w:hAnsi="Liberation Mono" w:eastAsia="Arial" w:cs="Liberation Mono"/>
     </w:rPr>
   </w:style>
   <w:style w:type="character" w:styleId="Variable">
@@ -36229,7 +36229,7 @@
   <w:style w:type="character" w:styleId="Teletype">
     <w:name w:val="Teletype"/>
     <w:rPr>
-      <w:rFonts w:ascii="Liberation Mono" w:hAnsi="Liberation Mono" w:eastAsia="Noto Sans Mono CJK SC" w:cs="Liberation Mono"/>
+      <w:rFonts w:ascii="Liberation Mono" w:hAnsi="Liberation Mono" w:eastAsia="Arial" w:cs="Liberation Mono"/>
     </w:rPr>
   </w:style>
   <w:style w:type="paragraph" w:styleId="Heading">
@@ -36259,7 +36259,7 @@
     <w:basedOn w:val="BodyText"/>
     <w:pPr/>
     <w:rPr>
-      <w:rFonts w:cs="Noto Sans Devanagari"/>
+      <w:rFonts w:cs="Arial"/>
     </w:rPr>
   </w:style>
   <w:style w:type="paragraph" w:styleId="Caption">
@@ -36270,7 +36270,7 @@
       <w:spacing w:before="120" w:after="120"/>
     </w:pPr>
     <w:rPr>
-      <w:rFonts w:cs="Noto Sans Devanagari"/>
+      <w:rFonts w:cs="Arial"/>
       <w:i/>
       <w:iCs/>
       <w:sz w:val="24"/>
@@ -36284,7 +36284,7 @@
       <w:suppressLineNumbers/>
     </w:pPr>
     <w:rPr>
-      <w:rFonts w:cs="Noto Sans Devanagari"/>
+      <w:rFonts w:cs="Arial"/>
     </w:rPr>
   </w:style>
   <w:style w:type="paragraph" w:styleId="HeaderandFooter">

--- a/packages/document-engine/templates/10_prevention_plan.docx
+++ b/packages/document-engine/templates/10_prevention_plan.docx
@@ -34273,7 +34273,7 @@
               <w:szCs w:val="16"/>
               <w:lang w:val="ro-RO"/>
             </w:rPr>
-            <w:instrText xml:space="preserve"> PAGE \* ARABIC </w:instrText>
+            <w:instrText xml:space="preserve"> PAGE </w:instrText>
           </w:r>
           <w:r>
             <w:rPr>
@@ -34357,7 +34357,7 @@
               <w:szCs w:val="16"/>
               <w:lang w:val="ro-RO"/>
             </w:rPr>
-            <w:instrText xml:space="preserve"> NUMPAGES \* ARABIC </w:instrText>
+            <w:instrText xml:space="preserve"> NUMPAGES </w:instrText>
           </w:r>
           <w:r>
             <w:rPr>
@@ -35056,7 +35056,7 @@
               <w:szCs w:val="16"/>
               <w:lang w:val="ro-RO"/>
             </w:rPr>
-            <w:instrText xml:space="preserve"> PAGE \* ARABIC </w:instrText>
+            <w:instrText xml:space="preserve"> PAGE </w:instrText>
           </w:r>
           <w:r>
             <w:rPr>
@@ -35140,7 +35140,7 @@
               <w:szCs w:val="16"/>
               <w:lang w:val="ro-RO"/>
             </w:rPr>
-            <w:instrText xml:space="preserve"> NUMPAGES \* ARABIC </w:instrText>
+            <w:instrText xml:space="preserve"> NUMPAGES </w:instrText>
           </w:r>
           <w:r>
             <w:rPr>
@@ -35839,7 +35839,7 @@
               <w:szCs w:val="16"/>
               <w:lang w:val="ro-RO"/>
             </w:rPr>
-            <w:instrText xml:space="preserve"> PAGE \* ARABIC </w:instrText>
+            <w:instrText xml:space="preserve"> PAGE </w:instrText>
           </w:r>
           <w:r>
             <w:rPr>
@@ -35923,7 +35923,7 @@
               <w:szCs w:val="16"/>
               <w:lang w:val="ro-RO"/>
             </w:rPr>
-            <w:instrText xml:space="preserve"> NUMPAGES \* ARABIC </w:instrText>
+            <w:instrText xml:space="preserve"> NUMPAGES </w:instrText>
           </w:r>
           <w:r>
             <w:rPr>

--- a/packages/document-engine/templates/10_prevention_plan.docx
+++ b/packages/document-engine/templates/10_prevention_plan.docx
@@ -1616,11 +1616,11 @@
       <w:rPr>
         <w:rFonts w:ascii="Arial" w:hAnsi="Arial" w:eastAsia="Arial" w:cs="Arial"/>
         <w:b w:val="false"/>
-        <w:color w:val="auto"/>
+        <w:color w:val="7A7A7A"/>
         <w:spacing w:val="0"/>
         <w:w w:val="100"/>
-        <w:sz w:val="16"/>
-        <w:szCs w:val="16"/>
+        <w:sz w:val="15"/>
+        <w:szCs w:val="15"/>
         <w:lang w:val="ro-RO"/>
       </w:rPr>
     </w:pPr>
@@ -1628,11 +1628,11 @@
       <w:rPr>
         <w:rFonts w:eastAsia="Arial" w:cs="Arial" w:ascii="Arial" w:hAnsi="Arial"/>
         <w:b w:val="false"/>
-        <w:color w:val="auto"/>
+        <w:color w:val="7A7A7A"/>
         <w:spacing w:val="0"/>
         <w:w w:val="100"/>
-        <w:sz w:val="16"/>
-        <w:szCs w:val="16"/>
+        <w:sz w:val="15"/>
+        <w:szCs w:val="15"/>
         <w:lang w:val="ro-RO"/>
       </w:rPr>
       <w:t>{{#branding}}Document generat cu SSM Ușor · ssmusor.ro{{/branding}}</w:t>

--- a/packages/document-engine/templates/10_prevention_plan.docx
+++ b/packages/document-engine/templates/10_prevention_plan.docx
@@ -170,6 +170,34 @@
               <w:t>{{provider.representativeRole}} al {{provider.legalName}}</w:t>
             </w:r>
           </w:p>
+          <w:p>
+            <w:pPr>
+              <w:pStyle w:val="TableContents"/>
+              <w:keepNext w:val="false"/>
+              <w:spacing w:before="240" w:after="0"/>
+              <w:ind w:hanging="0" w:left="0"/>
+              <w:jc w:val="center"/>
+              <w:rPr>
+                <w:rFonts w:ascii="Arial" w:hAnsi="Arial" w:eastAsia="Arial" w:cs="Arial"/>
+                <w:b w:val="false"/>
+                <w:i w:val="false"/>
+                <w:color w:val="auto"/>
+                <w:sz w:val="20"/>
+                <w:lang w:val="ro-RO"/>
+              </w:rPr>
+            </w:pPr>
+            <w:r>
+              <w:rPr>
+                <w:rFonts w:eastAsia="Arial" w:cs="Arial" w:ascii="Arial" w:hAnsi="Arial"/>
+                <w:b w:val="false"/>
+                <w:i w:val="false"/>
+                <w:color w:val="auto"/>
+                <w:sz w:val="20"/>
+                <w:lang w:val="ro-RO"/>
+              </w:rPr>
+              <w:t>Data: ______________</w:t>
+            </w:r>
+          </w:p>
         </w:tc>
         <w:tc>
           <w:tcPr>
@@ -286,6 +314,34 @@
                 <w:lang w:val="ro-RO"/>
               </w:rPr>
               <w:t>{{client.representativeRole}} al {{client.legalName}}</w:t>
+            </w:r>
+          </w:p>
+          <w:p>
+            <w:pPr>
+              <w:pStyle w:val="TableContents"/>
+              <w:keepNext w:val="false"/>
+              <w:spacing w:before="240" w:after="0"/>
+              <w:ind w:hanging="0" w:left="0"/>
+              <w:jc w:val="center"/>
+              <w:rPr>
+                <w:rFonts w:ascii="Arial" w:hAnsi="Arial" w:eastAsia="Arial" w:cs="Arial"/>
+                <w:b w:val="false"/>
+                <w:i w:val="false"/>
+                <w:color w:val="auto"/>
+                <w:sz w:val="20"/>
+                <w:lang w:val="ro-RO"/>
+              </w:rPr>
+            </w:pPr>
+            <w:r>
+              <w:rPr>
+                <w:rFonts w:eastAsia="Arial" w:cs="Arial" w:ascii="Arial" w:hAnsi="Arial"/>
+                <w:b w:val="false"/>
+                <w:i w:val="false"/>
+                <w:color w:val="auto"/>
+                <w:sz w:val="20"/>
+                <w:lang w:val="ro-RO"/>
+              </w:rPr>
+              <w:t>Data: ______________</w:t>
             </w:r>
           </w:p>
         </w:tc>

--- a/packages/document-engine/templates/10_prevention_plan.docx
+++ b/packages/document-engine/templates/10_prevention_plan.docx
@@ -485,12 +485,12 @@
         <w:gridCol w:w="2041"/>
         <w:gridCol w:w="1905"/>
         <w:gridCol w:w="1904"/>
-        <w:gridCol w:w="1089"/>
+        <w:gridCol w:w="1701"/>
         <w:gridCol w:w="1224"/>
-        <w:gridCol w:w="1769"/>
-        <w:gridCol w:w="1089"/>
-        <w:gridCol w:w="1633"/>
-        <w:gridCol w:w="1089"/>
+        <w:gridCol w:w="1600"/>
+        <w:gridCol w:w="950"/>
+        <w:gridCol w:w="1458"/>
+        <w:gridCol w:w="960"/>
       </w:tblGrid>
       <w:tr>
         <w:trPr>
@@ -683,7 +683,7 @@
         </w:tc>
         <w:tc>
           <w:tcPr>
-            <w:tcW w:w="1089" w:type="dxa"/>
+            <w:tcW w:w="1701" w:type="dxa"/>
             <w:tcBorders>
               <w:top w:val="single" w:sz="4" w:space="0" w:color="000000"/>
               <w:left w:val="single" w:sz="4" w:space="0" w:color="000000"/>
@@ -775,7 +775,7 @@
         </w:tc>
         <w:tc>
           <w:tcPr>
-            <w:tcW w:w="1769" w:type="dxa"/>
+            <w:tcW w:w="1600" w:type="dxa"/>
             <w:tcBorders>
               <w:top w:val="single" w:sz="4" w:space="0" w:color="000000"/>
               <w:left w:val="single" w:sz="4" w:space="0" w:color="000000"/>
@@ -821,7 +821,7 @@
         </w:tc>
         <w:tc>
           <w:tcPr>
-            <w:tcW w:w="1089" w:type="dxa"/>
+            <w:tcW w:w="950" w:type="dxa"/>
             <w:tcBorders>
               <w:top w:val="single" w:sz="4" w:space="0" w:color="000000"/>
               <w:left w:val="single" w:sz="4" w:space="0" w:color="000000"/>
@@ -867,7 +867,7 @@
         </w:tc>
         <w:tc>
           <w:tcPr>
-            <w:tcW w:w="1633" w:type="dxa"/>
+            <w:tcW w:w="1458" w:type="dxa"/>
             <w:tcBorders>
               <w:top w:val="single" w:sz="4" w:space="0" w:color="000000"/>
               <w:left w:val="single" w:sz="4" w:space="0" w:color="000000"/>
@@ -913,7 +913,7 @@
         </w:tc>
         <w:tc>
           <w:tcPr>
-            <w:tcW w:w="1089" w:type="dxa"/>
+            <w:tcW w:w="960" w:type="dxa"/>
             <w:tcBorders>
               <w:top w:val="single" w:sz="4" w:space="0" w:color="000000"/>
               <w:left w:val="single" w:sz="4" w:space="0" w:color="000000"/>
@@ -1141,7 +1141,7 @@
         </w:tc>
         <w:tc>
           <w:tcPr>
-            <w:tcW w:w="1089" w:type="dxa"/>
+            <w:tcW w:w="1701" w:type="dxa"/>
             <w:tcBorders>
               <w:left w:val="single" w:sz="4" w:space="0" w:color="000000"/>
               <w:bottom w:val="single" w:sz="4" w:space="0" w:color="000000"/>
@@ -1229,7 +1229,7 @@
         </w:tc>
         <w:tc>
           <w:tcPr>
-            <w:tcW w:w="1769" w:type="dxa"/>
+            <w:tcW w:w="1600" w:type="dxa"/>
             <w:tcBorders>
               <w:left w:val="single" w:sz="4" w:space="0" w:color="000000"/>
               <w:bottom w:val="single" w:sz="4" w:space="0" w:color="000000"/>
@@ -1273,7 +1273,7 @@
         </w:tc>
         <w:tc>
           <w:tcPr>
-            <w:tcW w:w="1089" w:type="dxa"/>
+            <w:tcW w:w="950" w:type="dxa"/>
             <w:tcBorders>
               <w:left w:val="single" w:sz="4" w:space="0" w:color="000000"/>
               <w:bottom w:val="single" w:sz="4" w:space="0" w:color="000000"/>
@@ -1317,7 +1317,7 @@
         </w:tc>
         <w:tc>
           <w:tcPr>
-            <w:tcW w:w="1633" w:type="dxa"/>
+            <w:tcW w:w="1458" w:type="dxa"/>
             <w:tcBorders>
               <w:left w:val="single" w:sz="4" w:space="0" w:color="000000"/>
               <w:bottom w:val="single" w:sz="4" w:space="0" w:color="000000"/>
@@ -1361,7 +1361,7 @@
         </w:tc>
         <w:tc>
           <w:tcPr>
-            <w:tcW w:w="1089" w:type="dxa"/>
+            <w:tcW w:w="960" w:type="dxa"/>
             <w:tcBorders>
               <w:left w:val="single" w:sz="4" w:space="0" w:color="000000"/>
               <w:bottom w:val="single" w:sz="4" w:space="0" w:color="000000"/>

--- a/packages/document-engine/templates/10_prevention_plan.docx
+++ b/packages/document-engine/templates/10_prevention_plan.docx
@@ -483,10 +483,10 @@
       <w:tblGrid>
         <w:gridCol w:w="544"/>
         <w:gridCol w:w="2041"/>
-        <w:gridCol w:w="1905"/>
-        <w:gridCol w:w="1904"/>
-        <w:gridCol w:w="1701"/>
-        <w:gridCol w:w="1224"/>
+        <w:gridCol w:w="1684"/>
+        <w:gridCol w:w="1684"/>
+        <w:gridCol w:w="1683"/>
+        <w:gridCol w:w="1683"/>
         <w:gridCol w:w="1600"/>
         <w:gridCol w:w="950"/>
         <w:gridCol w:w="1458"/>
@@ -591,7 +591,7 @@
         </w:tc>
         <w:tc>
           <w:tcPr>
-            <w:tcW w:w="1905" w:type="dxa"/>
+            <w:tcW w:w="1684" w:type="dxa"/>
             <w:tcBorders>
               <w:top w:val="single" w:sz="4" w:space="0" w:color="000000"/>
               <w:left w:val="single" w:sz="4" w:space="0" w:color="000000"/>
@@ -637,7 +637,7 @@
         </w:tc>
         <w:tc>
           <w:tcPr>
-            <w:tcW w:w="1904" w:type="dxa"/>
+            <w:tcW w:w="1684" w:type="dxa"/>
             <w:tcBorders>
               <w:top w:val="single" w:sz="4" w:space="0" w:color="000000"/>
               <w:left w:val="single" w:sz="4" w:space="0" w:color="000000"/>
@@ -683,7 +683,7 @@
         </w:tc>
         <w:tc>
           <w:tcPr>
-            <w:tcW w:w="1701" w:type="dxa"/>
+            <w:tcW w:w="1683" w:type="dxa"/>
             <w:tcBorders>
               <w:top w:val="single" w:sz="4" w:space="0" w:color="000000"/>
               <w:left w:val="single" w:sz="4" w:space="0" w:color="000000"/>
@@ -729,7 +729,7 @@
         </w:tc>
         <w:tc>
           <w:tcPr>
-            <w:tcW w:w="1224" w:type="dxa"/>
+            <w:tcW w:w="1683" w:type="dxa"/>
             <w:tcBorders>
               <w:top w:val="single" w:sz="4" w:space="0" w:color="000000"/>
               <w:left w:val="single" w:sz="4" w:space="0" w:color="000000"/>
@@ -1053,7 +1053,7 @@
         </w:tc>
         <w:tc>
           <w:tcPr>
-            <w:tcW w:w="1905" w:type="dxa"/>
+            <w:tcW w:w="1684" w:type="dxa"/>
             <w:tcBorders>
               <w:left w:val="single" w:sz="4" w:space="0" w:color="000000"/>
               <w:bottom w:val="single" w:sz="4" w:space="0" w:color="000000"/>
@@ -1097,7 +1097,7 @@
         </w:tc>
         <w:tc>
           <w:tcPr>
-            <w:tcW w:w="1904" w:type="dxa"/>
+            <w:tcW w:w="1684" w:type="dxa"/>
             <w:tcBorders>
               <w:left w:val="single" w:sz="4" w:space="0" w:color="000000"/>
               <w:bottom w:val="single" w:sz="4" w:space="0" w:color="000000"/>
@@ -1141,7 +1141,7 @@
         </w:tc>
         <w:tc>
           <w:tcPr>
-            <w:tcW w:w="1701" w:type="dxa"/>
+            <w:tcW w:w="1683" w:type="dxa"/>
             <w:tcBorders>
               <w:left w:val="single" w:sz="4" w:space="0" w:color="000000"/>
               <w:bottom w:val="single" w:sz="4" w:space="0" w:color="000000"/>
@@ -1185,7 +1185,7 @@
         </w:tc>
         <w:tc>
           <w:tcPr>
-            <w:tcW w:w="1224" w:type="dxa"/>
+            <w:tcW w:w="1683" w:type="dxa"/>
             <w:tcBorders>
               <w:left w:val="single" w:sz="4" w:space="0" w:color="000000"/>
               <w:bottom w:val="single" w:sz="4" w:space="0" w:color="000000"/>

--- a/packages/document-engine/templates/10_prevention_plan.docx
+++ b/packages/document-engine/templates/10_prevention_plan.docx
@@ -1523,7 +1523,7 @@
           <w:szCs w:val="20"/>
           <w:lang w:val="ro-RO"/>
         </w:rPr>
-        <w:t>Nu au fost stabilite măsuri de prevenire și protecție: toți factorii de risc evaluați se situează în domeniul acceptabil, cu un nivel de risc de cel mult 3.</w:t>
+        <w:t>Nu au fost stabilite măsuri de prevenire și protecție: niciun factor de risc evaluat nu depășește nivelul de risc 3.</w:t>
       </w:r>
     </w:p>
     <w:p>

--- a/packages/document-engine/templates/10_prevention_plan.docx
+++ b/packages/document-engine/templates/10_prevention_plan.docx
@@ -483,14 +483,14 @@
       <w:tblGrid>
         <w:gridCol w:w="544"/>
         <w:gridCol w:w="2041"/>
-        <w:gridCol w:w="1684"/>
-        <w:gridCol w:w="1684"/>
-        <w:gridCol w:w="1683"/>
-        <w:gridCol w:w="1683"/>
+        <w:gridCol w:w="1527"/>
+        <w:gridCol w:w="1527"/>
+        <w:gridCol w:w="1526"/>
+        <w:gridCol w:w="1526"/>
         <w:gridCol w:w="1600"/>
         <w:gridCol w:w="950"/>
         <w:gridCol w:w="1458"/>
-        <w:gridCol w:w="960"/>
+        <w:gridCol w:w="1588"/>
       </w:tblGrid>
       <w:tr>
         <w:trPr>
@@ -591,7 +591,7 @@
         </w:tc>
         <w:tc>
           <w:tcPr>
-            <w:tcW w:w="1684" w:type="dxa"/>
+            <w:tcW w:w="1527" w:type="dxa"/>
             <w:tcBorders>
               <w:top w:val="single" w:sz="4" w:space="0" w:color="000000"/>
               <w:left w:val="single" w:sz="4" w:space="0" w:color="000000"/>
@@ -637,7 +637,7 @@
         </w:tc>
         <w:tc>
           <w:tcPr>
-            <w:tcW w:w="1684" w:type="dxa"/>
+            <w:tcW w:w="1527" w:type="dxa"/>
             <w:tcBorders>
               <w:top w:val="single" w:sz="4" w:space="0" w:color="000000"/>
               <w:left w:val="single" w:sz="4" w:space="0" w:color="000000"/>
@@ -683,7 +683,7 @@
         </w:tc>
         <w:tc>
           <w:tcPr>
-            <w:tcW w:w="1683" w:type="dxa"/>
+            <w:tcW w:w="1526" w:type="dxa"/>
             <w:tcBorders>
               <w:top w:val="single" w:sz="4" w:space="0" w:color="000000"/>
               <w:left w:val="single" w:sz="4" w:space="0" w:color="000000"/>
@@ -729,7 +729,7 @@
         </w:tc>
         <w:tc>
           <w:tcPr>
-            <w:tcW w:w="1683" w:type="dxa"/>
+            <w:tcW w:w="1526" w:type="dxa"/>
             <w:tcBorders>
               <w:top w:val="single" w:sz="4" w:space="0" w:color="000000"/>
               <w:left w:val="single" w:sz="4" w:space="0" w:color="000000"/>
@@ -913,7 +913,7 @@
         </w:tc>
         <w:tc>
           <w:tcPr>
-            <w:tcW w:w="960" w:type="dxa"/>
+            <w:tcW w:w="1588" w:type="dxa"/>
             <w:tcBorders>
               <w:top w:val="single" w:sz="4" w:space="0" w:color="000000"/>
               <w:left w:val="single" w:sz="4" w:space="0" w:color="000000"/>
@@ -1053,7 +1053,7 @@
         </w:tc>
         <w:tc>
           <w:tcPr>
-            <w:tcW w:w="1684" w:type="dxa"/>
+            <w:tcW w:w="1527" w:type="dxa"/>
             <w:tcBorders>
               <w:left w:val="single" w:sz="4" w:space="0" w:color="000000"/>
               <w:bottom w:val="single" w:sz="4" w:space="0" w:color="000000"/>
@@ -1097,7 +1097,7 @@
         </w:tc>
         <w:tc>
           <w:tcPr>
-            <w:tcW w:w="1684" w:type="dxa"/>
+            <w:tcW w:w="1527" w:type="dxa"/>
             <w:tcBorders>
               <w:left w:val="single" w:sz="4" w:space="0" w:color="000000"/>
               <w:bottom w:val="single" w:sz="4" w:space="0" w:color="000000"/>
@@ -1141,7 +1141,7 @@
         </w:tc>
         <w:tc>
           <w:tcPr>
-            <w:tcW w:w="1683" w:type="dxa"/>
+            <w:tcW w:w="1526" w:type="dxa"/>
             <w:tcBorders>
               <w:left w:val="single" w:sz="4" w:space="0" w:color="000000"/>
               <w:bottom w:val="single" w:sz="4" w:space="0" w:color="000000"/>
@@ -1185,7 +1185,7 @@
         </w:tc>
         <w:tc>
           <w:tcPr>
-            <w:tcW w:w="1683" w:type="dxa"/>
+            <w:tcW w:w="1526" w:type="dxa"/>
             <w:tcBorders>
               <w:left w:val="single" w:sz="4" w:space="0" w:color="000000"/>
               <w:bottom w:val="single" w:sz="4" w:space="0" w:color="000000"/>
@@ -1361,7 +1361,7 @@
         </w:tc>
         <w:tc>
           <w:tcPr>
-            <w:tcW w:w="960" w:type="dxa"/>
+            <w:tcW w:w="1588" w:type="dxa"/>
             <w:tcBorders>
               <w:left w:val="single" w:sz="4" w:space="0" w:color="000000"/>
               <w:bottom w:val="single" w:sz="4" w:space="0" w:color="000000"/>

--- a/packages/document-engine/templates/10_prevention_plan.docx
+++ b/packages/document-engine/templates/10_prevention_plan.docx
@@ -483,12 +483,12 @@
       <w:tblGrid>
         <w:gridCol w:w="544"/>
         <w:gridCol w:w="2041"/>
-        <w:gridCol w:w="1527"/>
-        <w:gridCol w:w="1527"/>
-        <w:gridCol w:w="1526"/>
-        <w:gridCol w:w="1526"/>
+        <w:gridCol w:w="1484"/>
+        <w:gridCol w:w="1484"/>
+        <w:gridCol w:w="1484"/>
+        <w:gridCol w:w="1484"/>
         <w:gridCol w:w="1600"/>
-        <w:gridCol w:w="950"/>
+        <w:gridCol w:w="1120"/>
         <w:gridCol w:w="1458"/>
         <w:gridCol w:w="1588"/>
       </w:tblGrid>
@@ -591,7 +591,7 @@
         </w:tc>
         <w:tc>
           <w:tcPr>
-            <w:tcW w:w="1527" w:type="dxa"/>
+            <w:tcW w:w="1484" w:type="dxa"/>
             <w:tcBorders>
               <w:top w:val="single" w:sz="4" w:space="0" w:color="000000"/>
               <w:left w:val="single" w:sz="4" w:space="0" w:color="000000"/>
@@ -637,7 +637,7 @@
         </w:tc>
         <w:tc>
           <w:tcPr>
-            <w:tcW w:w="1527" w:type="dxa"/>
+            <w:tcW w:w="1484" w:type="dxa"/>
             <w:tcBorders>
               <w:top w:val="single" w:sz="4" w:space="0" w:color="000000"/>
               <w:left w:val="single" w:sz="4" w:space="0" w:color="000000"/>
@@ -683,7 +683,7 @@
         </w:tc>
         <w:tc>
           <w:tcPr>
-            <w:tcW w:w="1526" w:type="dxa"/>
+            <w:tcW w:w="1484" w:type="dxa"/>
             <w:tcBorders>
               <w:top w:val="single" w:sz="4" w:space="0" w:color="000000"/>
               <w:left w:val="single" w:sz="4" w:space="0" w:color="000000"/>
@@ -729,7 +729,7 @@
         </w:tc>
         <w:tc>
           <w:tcPr>
-            <w:tcW w:w="1526" w:type="dxa"/>
+            <w:tcW w:w="1484" w:type="dxa"/>
             <w:tcBorders>
               <w:top w:val="single" w:sz="4" w:space="0" w:color="000000"/>
               <w:left w:val="single" w:sz="4" w:space="0" w:color="000000"/>
@@ -821,7 +821,7 @@
         </w:tc>
         <w:tc>
           <w:tcPr>
-            <w:tcW w:w="950" w:type="dxa"/>
+            <w:tcW w:w="1120" w:type="dxa"/>
             <w:tcBorders>
               <w:top w:val="single" w:sz="4" w:space="0" w:color="000000"/>
               <w:left w:val="single" w:sz="4" w:space="0" w:color="000000"/>
@@ -1053,7 +1053,7 @@
         </w:tc>
         <w:tc>
           <w:tcPr>
-            <w:tcW w:w="1527" w:type="dxa"/>
+            <w:tcW w:w="1484" w:type="dxa"/>
             <w:tcBorders>
               <w:left w:val="single" w:sz="4" w:space="0" w:color="000000"/>
               <w:bottom w:val="single" w:sz="4" w:space="0" w:color="000000"/>
@@ -1097,7 +1097,7 @@
         </w:tc>
         <w:tc>
           <w:tcPr>
-            <w:tcW w:w="1527" w:type="dxa"/>
+            <w:tcW w:w="1484" w:type="dxa"/>
             <w:tcBorders>
               <w:left w:val="single" w:sz="4" w:space="0" w:color="000000"/>
               <w:bottom w:val="single" w:sz="4" w:space="0" w:color="000000"/>
@@ -1141,7 +1141,7 @@
         </w:tc>
         <w:tc>
           <w:tcPr>
-            <w:tcW w:w="1526" w:type="dxa"/>
+            <w:tcW w:w="1484" w:type="dxa"/>
             <w:tcBorders>
               <w:left w:val="single" w:sz="4" w:space="0" w:color="000000"/>
               <w:bottom w:val="single" w:sz="4" w:space="0" w:color="000000"/>
@@ -1185,7 +1185,7 @@
         </w:tc>
         <w:tc>
           <w:tcPr>
-            <w:tcW w:w="1526" w:type="dxa"/>
+            <w:tcW w:w="1484" w:type="dxa"/>
             <w:tcBorders>
               <w:left w:val="single" w:sz="4" w:space="0" w:color="000000"/>
               <w:bottom w:val="single" w:sz="4" w:space="0" w:color="000000"/>
@@ -1273,7 +1273,7 @@
         </w:tc>
         <w:tc>
           <w:tcPr>
-            <w:tcW w:w="950" w:type="dxa"/>
+            <w:tcW w:w="1120" w:type="dxa"/>
             <w:tcBorders>
               <w:left w:val="single" w:sz="4" w:space="0" w:color="000000"/>
               <w:bottom w:val="single" w:sz="4" w:space="0" w:color="000000"/>

--- a/packages/document-engine/templates/10_prevention_plan.docx
+++ b/packages/document-engine/templates/10_prevention_plan.docx
@@ -257,7 +257,7 @@
                 <w:sz w:val="20"/>
                 <w:lang w:val="ro-RO"/>
               </w:rPr>
-              <w:t>Am luat la cunoștință</w:t>
+              <w:t>Am luat cunoștință</w:t>
             </w:r>
           </w:p>
           <w:p>

--- a/packages/document-engine/templates/10_prevention_plan.docx
+++ b/packages/document-engine/templates/10_prevention_plan.docx
@@ -347,6 +347,126 @@
         </w:tc>
       </w:tr>
     </w:tbl>
+    <w:p>
+      <w:pPr>
+        <w:pStyle w:val="Normal"/>
+        <w:keepNext w:val="false"/>
+        <w:pageBreakBefore w:val="false"/>
+        <w:widowControl/>
+        <w:numPr>
+          <w:ilvl w:val="0"/>
+          <w:numId w:val="0"/>
+        </w:numPr>
+        <w:spacing w:before="0" w:after="120"/>
+        <w:ind w:hanging="0" w:left="0"/>
+        <w:jc w:val="left"/>
+        <w:rPr>
+          <w:rFonts w:ascii="Arial" w:hAnsi="Arial" w:eastAsia="Arial" w:cs="Arial"/>
+          <w:b w:val="false"/>
+          <w:i w:val="false"/>
+          <w:color w:val="auto"/>
+          <w:spacing w:val="0"/>
+          <w:w w:val="100"/>
+          <w:sz w:val="20"/>
+          <w:szCs w:val="20"/>
+          <w:lang w:val="ro-RO"/>
+        </w:rPr>
+      </w:pPr>
+      <w:r>
+        <w:rPr>
+          <w:rFonts w:eastAsia="Arial" w:cs="Arial" w:ascii="Arial" w:hAnsi="Arial"/>
+          <w:b w:val="false"/>
+          <w:i w:val="false"/>
+          <w:color w:val="auto"/>
+          <w:spacing w:val="0"/>
+          <w:w w:val="100"/>
+          <w:sz w:val="20"/>
+          <w:szCs w:val="20"/>
+          <w:lang w:val="ro-RO"/>
+        </w:rPr>
+        <w:t xml:space="preserve">{{#riskAssessment.noSensitiveGroups}}</w:t>
+      </w:r>
+    </w:p>
+    <w:p>
+      <w:pPr>
+        <w:pStyle w:val="Normal"/>
+        <w:keepNext w:val="false"/>
+        <w:pageBreakBefore w:val="false"/>
+        <w:widowControl/>
+        <w:numPr>
+          <w:ilvl w:val="0"/>
+          <w:numId w:val="0"/>
+        </w:numPr>
+        <w:spacing w:before="0" w:after="120"/>
+        <w:ind w:hanging="0" w:left="0"/>
+        <w:jc w:val="left"/>
+        <w:rPr>
+          <w:rFonts w:ascii="Arial" w:hAnsi="Arial" w:eastAsia="Arial" w:cs="Arial"/>
+          <w:b w:val="false"/>
+          <w:i w:val="false"/>
+          <w:color w:val="auto"/>
+          <w:spacing w:val="0"/>
+          <w:w w:val="100"/>
+          <w:sz w:val="20"/>
+          <w:szCs w:val="20"/>
+          <w:lang w:val="ro-RO"/>
+        </w:rPr>
+      </w:pPr>
+      <w:r>
+        <w:rPr>
+          <w:rFonts w:eastAsia="Arial" w:cs="Arial" w:ascii="Arial" w:hAnsi="Arial"/>
+          <w:b w:val="false"/>
+          <w:i w:val="false"/>
+          <w:color w:val="auto"/>
+          <w:spacing w:val="0"/>
+          <w:w w:val="100"/>
+          <w:sz w:val="20"/>
+          <w:szCs w:val="20"/>
+          <w:lang w:val="ro-RO"/>
+        </w:rPr>
+        <w:t xml:space="preserve">{{client.legalName}} declară că nu are lucrători din grupurile sensibile la riscuri specifice (femei gravide, lăuze sau care alăptează, tineri, persoane cu dizabilități), astfel că planul nu cuprinde măsuri pentru aceste grupuri.</w:t>
+      </w:r>
+    </w:p>
+    <w:p>
+      <w:pPr>
+        <w:pStyle w:val="Normal"/>
+        <w:keepNext w:val="false"/>
+        <w:pageBreakBefore w:val="false"/>
+        <w:widowControl/>
+        <w:numPr>
+          <w:ilvl w:val="0"/>
+          <w:numId w:val="0"/>
+        </w:numPr>
+        <w:spacing w:before="0" w:after="120"/>
+        <w:ind w:hanging="0" w:left="0"/>
+        <w:jc w:val="left"/>
+        <w:rPr>
+          <w:rFonts w:ascii="Arial" w:hAnsi="Arial" w:eastAsia="Arial" w:cs="Arial"/>
+          <w:b w:val="false"/>
+          <w:i w:val="false"/>
+          <w:color w:val="auto"/>
+          <w:spacing w:val="0"/>
+          <w:w w:val="100"/>
+          <w:sz w:val="20"/>
+          <w:szCs w:val="20"/>
+          <w:lang w:val="ro-RO"/>
+        </w:rPr>
+      </w:pPr>
+      <w:r>
+        <w:rPr>
+          <w:rFonts w:eastAsia="Arial" w:cs="Arial" w:ascii="Arial" w:hAnsi="Arial"/>
+          <w:b w:val="false"/>
+          <w:i w:val="false"/>
+          <w:color w:val="auto"/>
+          <w:spacing w:val="0"/>
+          <w:w w:val="100"/>
+          <w:sz w:val="20"/>
+          <w:szCs w:val="20"/>
+          <w:lang w:val="ro-RO"/>
+        </w:rPr>
+        <w:t xml:space="preserve">{{/riskAssessment.noSensitiveGroups}}</w:t>
+      </w:r>
+    </w:p>
     <w:p>
       <w:pPr>
         <w:pStyle w:val="Normal"/>
